--- a/lab3/отчет3.docx
+++ b/lab3/отчет3.docx
@@ -1470,15 +1470,14 @@
       <w:r>
         <w:rPr>
           <w:rFonts w:ascii="Times New Roman" w:hAnsi="Times New Roman" w:cs="Times New Roman"/>
-          <w:noProof/>
           <w:sz w:val="28"/>
           <w:szCs w:val="28"/>
         </w:rPr>
         <w:drawing>
-          <wp:inline distT="0" distB="0" distL="0" distR="0" wp14:anchorId="0DD70787" wp14:editId="1ADAB4DE">
-            <wp:extent cx="5578970" cy="666837"/>
-            <wp:effectExtent l="0" t="0" r="3175" b="0"/>
-            <wp:docPr id="7" name="Рисунок 7"/>
+          <wp:inline distT="0" distB="0" distL="0" distR="0" wp14:anchorId="47531C3E" wp14:editId="5A6F4B1E">
+            <wp:extent cx="2715004" cy="1705213"/>
+            <wp:effectExtent l="0" t="0" r="9525" b="9525"/>
+            <wp:docPr id="6" name="Рисунок 6"/>
             <wp:cNvGraphicFramePr>
               <a:graphicFrameLocks xmlns:a="http://schemas.openxmlformats.org/drawingml/2006/main" noChangeAspect="1"/>
             </wp:cNvGraphicFramePr>
@@ -1498,7 +1497,7 @@
                   <pic:spPr>
                     <a:xfrm>
                       <a:off x="0" y="0"/>
-                      <a:ext cx="5644788" cy="674704"/>
+                      <a:ext cx="2715004" cy="1705213"/>
                     </a:xfrm>
                     <a:prstGeom prst="rect">
                       <a:avLst/>
@@ -1819,6 +1818,7 @@
           <w:sz w:val="28"/>
           <w:szCs w:val="28"/>
         </w:rPr>
+        <w:lastRenderedPageBreak/>
         <w:t>На рисунке 4 видно</w:t>
       </w:r>
       <w:r>
@@ -1963,7 +1963,6 @@
           <w:sz w:val="28"/>
           <w:szCs w:val="28"/>
         </w:rPr>
-        <w:lastRenderedPageBreak/>
         <w:t xml:space="preserve">В пятом задании требуется </w:t>
       </w:r>
       <w:r>
